--- a/IN_PROGRESS_Aticle/Section2_Architecture_EN_v2.docx
+++ b/IN_PROGRESS_Aticle/Section2_Architecture_EN_v2.docx
@@ -147,7 +147,7 @@
           <w:i w:val="0"/>
           <w:sz w:val="22"/>
         </w:rPr>
-        <w:t>The Query Execution Analyzer evaluates dynamic executability of SQL statements within their associated database contexts, executing queries in a sandboxed SELECT-only mode to prevent data modification, measuring execution time with microsecond precision to identify performance outliers, counting returned row counts to detect empty result sets that may indicate semantic errors, and classifying execution failures into categories to distinguish syntax errors from semantic errors and database connection issues. The Query Antipattern Detector implements a rule-based system for identifying 14 common SQL antipatterns including unbounded SELECT statements lacking LIMIT clauses, SELECT * projections that reduce query maintainability, functions applied in WHERE clauses that prevent index utilization, correlated subqueries with quadratic complexity characteristics, and implicit joins lacking explicit JOIN syntax, with each detected pattern assigned a severity weight contributing to an overall quality score ranging from 0 to 100.</w:t>
+        <w:t>The Query Execution Analyzer evaluates dynamic executability of SQL statements within their associated database contexts, executing queries in a sandboxed SELECT-only mode to prevent data modification, measuring execution time with microsecond precision to identify performance outliers, counting returned row counts to detect empty result sets that may indicate semantic errors, and classifying execution failures into categories to distinguish syntax errors from semantic errors and database connection issues. The Query Antipattern Detector implements a rule-based system for identifying 13 common SQL antipatterns organized across four severity levels: 4 Critical patterns (NULL comparison errors, missing GROUP BY, unsafe UPDATE/DELETE, Cartesian products), 2 High severity patterns (NOT IN with nullable subqueries, implicit comma joins), 6 Medium severity patterns (index-breaking functions in WHERE, correlated subqueries, leading-wildcard LIKE, UNION without ALL, redundant DISTINCT, wasteful EXISTS projections), and 1 Low severity pattern (SELECT * usage), with each detected pattern assigned a severity weight contributing to an overall quality score ranging from 0 to 100.</w:t>
       </w:r>
     </w:p>
     <w:p>
@@ -377,7 +377,7 @@
           <w:i w:val="0"/>
           <w:sz w:val="22"/>
         </w:rPr>
-        <w:t>The Query Antipattern Detector implements rule-based static analysis identifying SQL code smells compromising maintainability, performance, correctness, or data safety. While the Syntax Analyzer characterizes complexity, the antipattern detector evaluates quality by detecting problematic patterns practitioners recognize as suboptimal or dangerous. The detector processes queries through four stages: AST traversal with pattern matching, severity classification, weighted scoring, and quality assignment (Figure 2c).</w:t>
+        <w:t>The Query Antipattern Detector implements a rule-based static analysis framework for identifying SQL constructs that compromise query correctness, data integrity, execution performance, or code maintainability. This component complements the Query Syntax Analyzer by evaluating queries against established database engineering principles rather than merely characterizing structural complexity: whereas syntax analysis quantifies the presence and nesting of SQL constructs without normative judgment, antipattern detection applies domain-specific knowledge to identify patterns empirically associated with incorrect results, data corruption vulnerabilities, or substantial performance degradation. The detection methodology employs a four-stage analytical pipeline (Figure 2c) encompassing: (1) AST-based pattern recognition through structural matching against a library of antipattern signatures; (2) dialect-configurable severity classification assigning detected patterns to a four-level hierarchy based on their technical impact; (3) weighted penalty aggregation synthesizing antipattern frequencies into a normalized quality score via a calibrated mathematical formula; and (4) categorical quality level assignment through threshold-based discretization of the continuous score space. This systematic approach enables both fine-grained per-query quality assessment and aggregate dataset-level quality profiling.</w:t>
       </w:r>
     </w:p>
     <w:p>
@@ -388,7 +388,7 @@
           <w:i/>
           <w:sz w:val="22"/>
         </w:rPr>
-        <w:t>[Image placeholder: Figure 2c. Query Antipattern Detector with four-stage quality assessment pipeline]</w:t>
+        <w:t>[Image placeholder: Figure 2c. Query Antipattern Detector: four-stage pipeline with dialect-aware severity classification and weighted quality scoring]</w:t>
       </w:r>
     </w:p>
     <w:p>
@@ -399,7 +399,7 @@
           <w:i w:val="0"/>
           <w:sz w:val="22"/>
         </w:rPr>
-        <w:t>The Rule-Based Detection Engine implements 14 independent rules traversing the AST to identify antipattern signatures. Each rule encapsulates domain knowledge about SQL best practices, performance optimization, and correctness pitfalls. Rules operate in parallel, enabling compositional analysis detecting multiple antipatterns simultaneously. The engine leverages sqlglot's AST node types: SELECT * detection searches for Star nodes; implicit join identifies FROM with multiple Tables but no Joins; function-in-WHERE locates Func nodes with Column references; leading wildcard LIKE examines patterns for wildcard prefixes; NOT IN combines Not wrapping In with Subqueries; correlated subquery performs scope analysis; unbounded query checks for missing Limits; unsafe UPDATE/DELETE identifies modifications lacking Where clauses; and additional rules target redundant DISTINCT with GROUP BY, unnecessary columns in EXISTS, UNION versus UNION ALL, complex OR chains, and DISTINCT overuse.</w:t>
+        <w:t>The Rule-Based Detection Engine implements 13 independent detection rules that traverse the abstract syntax tree to identify antipattern signatures through structural pattern matching. Each rule encapsulates domain-specific knowledge about SQL correctness and performance characteristics, operating independently to enable parallel detection of multiple concurrent antipatterns within a single query. The detection logic leverages sqlglot's typed AST node hierarchy to implement precise pattern matching, systematically examining node types (EQ, NEQ, AggFunc, Update, Delete, Where, Join, Subquery, Like, etc.) and their structural relationships to identify problematic constructs. Detection rules span four quality dimensions: correctness violations that produce semantically incorrect results regardless of data content; data safety issues enabling unintended data modification or loss; performance degradations that prevent index utilization or introduce quadratic complexity; and code quality concerns affecting maintainability and interface stability. The AST-based approach enables dialect-aware detection that accounts for syntactic variations across SQL implementations while maintaining consistent semantic interpretation of antipattern categories.</w:t>
       </w:r>
     </w:p>
     <w:p>
@@ -410,7 +410,7 @@
           <w:i w:val="0"/>
           <w:sz w:val="22"/>
         </w:rPr>
-        <w:t>The Pattern Classification by Severity stage organizes antipatterns into three categories. Critical antipatterns (error severity) represent catastrophic patterns: unsafe UPDATE and DELETE lacking WHERE clauses unconditionally modifying or removing all rows. Significant antipatterns (warning severity) substantially compromise maintainability, performance, or correctness: SELECT * breaking interface contracts; implicit joins risking Cartesian products; functions in WHERE preventing index utilization; LIKE with leading wildcards; NOT IN with nullable subqueries; five or more JOINs; and DISTINCT on five or more columns. Advisory antipatterns (info severity) suggest optimization opportunities: correlated subqueries with N+1 patterns; unbounded SELECT queries; redundant DISTINCT with GROUP BY; unnecessary columns in EXISTS; UNION where UNION ALL suffices; and complex OR predicates.</w:t>
+        <w:t>A critical architectural feature of the detection system is its dialect-configurable severity assignment, acknowledging that antipattern impact varies across SQL implementations due to vendor-specific optimizations, semantic extensions, and standard SQL compliance levels. The system maintains separate severity configuration mappings for SQLite, PostgreSQL, MySQL, and other dialects, enabling context-appropriate quality assessment tailored to the specific technical characteristics of each database system. Certain antipatterns warrant uniform Critical severity classification across all dialects due to their fundamental impact on correctness. For example, the missing GROUP BY antipattern—where SELECT statements contain both aggregate functions and non-aggregated columns—produces non-deterministic, arbitrary row selection behavior in SQLite despite syntactic permissibility (implemented for MySQL compatibility), while causing outright execution errors in standard-compliant systems like PostgreSQL and MySQL strict mode. Although SQLite technically allows this construct, the resulting non-determinism violates the reproducibility requirements essential for high-quality benchmark datasets, justifying Critical classification regardless of dialect. Conversely, certain performance antipatterns exhibit dialect-dependent severity profiles. Correlated subqueries, for instance, may warrant Medium severity in database systems with sophisticated subquery decorrelation optimizers (PostgreSQL, Oracle) that can automatically transform them into more efficient join operations, while potentially meriting High severity in systems lacking such optimizations where the O(n²) execution characteristics directly manifest. Similarly, implicit comma-separated joins carry different risk profiles: SQLite's optimizer exhibits documented limitations in recognizing join predicates distributed across WHERE clauses, whereas PostgreSQL's advanced cost-based query planner can often identify and optimize such patterns effectively, potentially justifying severity differentiation based on optimizer capabilities. This dialect-aware configuration architecture enables nuanced quality assessment that distinguishes between universal correctness violations requiring consistent severity assignments and performance considerations whose impact depends on system-specific optimization sophistication.</w:t>
       </w:r>
     </w:p>
     <w:p>
@@ -421,7 +421,7 @@
           <w:i w:val="0"/>
           <w:sz w:val="22"/>
         </w:rPr>
-        <w:t>The Quality Score Computation stage synthesizes antipatterns into a 0-100 metric through weighted penalties. Scoring begins at 100 points. Critical antipatterns subtract 20 points; significant antipatterns 10 points; advisory antipatterns 3 points. The formula: Quality Score = max(0, 100 - 20×critical - 10×warning - 3×info). This produces intuitive distributions: zero antipatterns achieve 100; advisory issues score 90s; several significant antipatterns score 50-70; critical antipatterns score below 50 necessitating revision or exclusion.</w:t>
+        <w:t>The Severity Classification stage implements a four-level hierarchy that distinguishes antipatterns by their impact on query correctness and system integrity, with specific patterns assigned to severity levels through dialect-specific configuration. Critical severity (4 patterns) encompasses antipatterns that invariably produce incorrect results or enable data corruption: (1) NULL comparison errors utilizing equality operators (= or !=) instead of IS NULL predicates, which always evaluate to NULL rather than true/false; (2) missing GROUP BY clauses with non-aggregated column references, producing non-deterministic results with arbitrary row selection; (3) unsafe UPDATE/DELETE operations lacking WHERE restrictions, risking unintended modification or deletion of all table rows; and (4) Cartesian product joins resulting from absent JOIN conditions, causing exponential row multiplication. High severity (2 patterns) identifies constructs that produce incorrect results under specific scenarios: (1) NOT IN comparisons with nullable subquery results, where NULL propagation semantics cause the entire expression to evaluate to false unexpectedly; and (2) implicit comma-separated table specifications, which risk accidental Cartesian products when WHERE predicates inadequately constrain the join relationship. Medium severity (6 patterns) targets performance degradations and code quality issues that do not compromise correctness: index-breaking constructs forcing full table scans (function applications in WHERE predicates, leading-wildcard LIKE patterns), inefficient query formulations with quadratic complexity (correlated subqueries), unnecessary deduplication operations (UNION when UNION ALL suffices), and redundant constructs (DISTINCT combined with GROUP BY, column selections in EXISTS subqueries that only check row existence). Low severity (1 pattern) encompasses style preferences, specifically SELECT * usage, which is acceptable in Text-to-SQL research benchmarks but avoided in production systems for maintainability reasons. This four-level taxonomy (4+2+6+1 patterns) enables graduated quality assessment distinguishing queries requiring immediate correction from those warranting optimization or stylistic refinement.</w:t>
       </w:r>
     </w:p>
     <w:p>
@@ -432,7 +432,7 @@
           <w:i w:val="0"/>
           <w:sz w:val="22"/>
         </w:rPr>
-        <w:t>The Quality Level Classification stage maps scores to categorical labels with empirically calibrated thresholds. Excellent (90-100) designates professional-grade SQL with zero significant antipatterns. Good (70-89) encompasses one or two significant antipatterns representing acceptable quality. Fair (50-69) identifies multiple significant antipatterns requiring remediation. Poor (0-49) designates critical antipatterns or numerous issues requiring extensive revision or exclusion. This enables dataset-level profiling, quality-based filtering, correlation analyses with semantic correctness, and targeted improvement campaigns.</w:t>
+        <w:t>The Quality Score Computation stage synthesizes detected antipatterns into a scalar metric through a weighted penalty aggregation formula that maps antipattern severity and frequency to a normalized quality score in the interval [0, 100]. The scoring algorithm employs differential weighting coefficients calibrated to reflect the relative technical impact of each severity category. The computational formula is defined as Quality_Score = max(0, 100 - 30·n_critical - 15·n_high - 5·n_medium - 2·n_low), where n_severity denotes the observed frequency of antipatterns within each severity classification. The weighting coefficients (30, 15, 5, 2) encode domain expertise regarding the relative importance of correctness violations (Critical: -30), edge-case failures (High: -15), performance degradations (Medium: -5), and stylistic concerns (Low: -2). The max(0, ·) operator enforces a lower bound preventing negative valuations when multiple severe antipatterns accumulate. This formula produces a monotonically decreasing quality function with respect to antipattern frequency, exhibiting the following characteristic score ranges: queries devoid of antipatterns achieve the maximum score of 100 (perfect quality); queries exhibiting only low-severity patterns score 90-98 (excellent quality); queries containing isolated medium-severity issues score 80-95 (good quality); queries with multiple medium-severity or few high-severity antipatterns score 60-85 (fair quality); queries manifesting critical antipatterns or numerous high-severity issues score below 60 (poor quality). The weighted penalty approach enables fine-grained quality discrimination while maintaining intuitive score interpretability for dataset curation and quality-aware evaluation methodologies.</w:t>
       </w:r>
     </w:p>
     <w:p>
@@ -443,7 +443,18 @@
           <w:i w:val="0"/>
           <w:sz w:val="22"/>
         </w:rPr>
-        <w:t>The detector outputs quality metrics to the DuckDB database enabling quality profiling, filtering, correlation studies with semantic correctness, targeted remediation campaigns, and quality-aware evaluation frameworks.</w:t>
+        <w:t>The Quality Level Classification stage discretizes the continuous score space into four categorical labels through empirically calibrated threshold boundaries that partition the [0, 100] interval into qualitatively distinct quality strata. The classification mapping employs the following thresholds: Excellent quality (90 ≤ score ≤ 100) designates queries exhibiting minimal antipattern presence, typically containing at most minor stylistic deviations without correctness or performance implications, and thus suitable for inclusion in high-quality training corpora without modification. Good quality (70 ≤ score &lt; 90) encompasses queries with isolated medium-severity antipatterns that represent acceptable quality for benchmark applications despite identifiable refinement opportunities. Fair quality (50 ≤ score &lt; 70) identifies queries manifesting multiple medium-severity or limited high-severity antipatterns that warrant remediation prior to incorporation into curated datasets, though potentially remaining valuable for error pattern analysis or as negative examples in training scenarios. Poor quality (0 ≤ score &lt; 50) designates queries containing critical antipatterns or numerous high-severity issues requiring substantial revision or exclusion from quality-controlled datasets. This categorical taxonomy serves multiple research and engineering functions: facilitating dataset-level quality distribution analysis through aggregate statistics over category memberships; enabling quality-threshold-based filtering strategies for training data curation; supporting stratified evaluation methodologies that analyze model performance across quality strata; informing correlation analyses investigating relationships between syntactic quality metrics and semantic correctness judgments; and guiding targeted quality improvement initiatives by identifying antipattern categories exhibiting highest prevalence within specific quality ranges.</w:t>
+      </w:r>
+    </w:p>
+    <w:p>
+      <w:r>
+        <w:rPr>
+          <w:rFonts w:ascii="Times New Roman" w:hAnsi="Times New Roman"/>
+          <w:b w:val="0"/>
+          <w:i w:val="0"/>
+          <w:sz w:val="22"/>
+        </w:rPr>
+        <w:t>The antipattern detection subsystem persists comprehensive metrics to the DuckDB analytical database through a dual-representation schema design that balances query efficiency with evidentiary completeness. For each analyzed query, the metrics record comprises: (i) scalar quality indicators including the computed quality score and assigned categorical level; (ii) a structured JSON array enumerating all detected antipatterns with their severity classifications, pattern identifiers, diagnostic messages, and source location metadata; (iii) a set of 13 boolean indicator variables corresponding to individual antipattern types to enable efficient SQL-based filtering and aggregation operations; and (iv) execution provenance metadata documenting analysis duration and any exceptional conditions encountered during detection. This hybrid storage architecture facilitates multiple analytical methodologies: computing dataset-wide frequency distributions of antipattern categories to characterize systematic quality issues; performing correlation analyses between antipattern presence and semantic correctness verdicts obtained from LLM judges to empirically validate whether detected patterns correspond to actual semantic errors; conducting stratified evaluation studies that partition datasets by quality level to assess whether model performance exhibits differential behavior across quality strata; and generating prioritized remediation reports that rank antipattern categories by their frequency, severity weighting, and observed correlation with execution failures or semantic incorrectness. The architectural decision to maintain both boolean predicates (optimized for predicate pushdown in analytical queries) and detailed JSON evidence (essential for root cause analysis and debugging workflows) represents a pragmatic engineering trade-off between query execution performance and diagnostic capability in the metrics persistence layer.</w:t>
       </w:r>
     </w:p>
     <w:p>
@@ -936,7 +947,7 @@
           <w:i w:val="0"/>
           <w:sz w:val="22"/>
         </w:rPr>
-        <w:t>The structured metrics database contains five primary tables corresponding to the five analyzer types, with each table capturing the metrics specific to that analyzer's validation domain. Schema validation metrics record database identifiers, foreign key error categories and counts, duplicate column detections, and data type compatibility issues. Query syntax metrics store complexity scores, difficulty classifications, structural feature vectors (JOIN counts, subquery depths, CTE usage, aggregation functions, window functions), and parsing success/failure flags. Query execution metrics capture execution success/failure status, execution time in microseconds, returned row counts, and categorized error messages for failed executions. Antipattern detection metrics record individual antipattern flags for each of the 14 detected patterns, pattern severity scores, and overall quality scores computed from the weighted combination of detected patterns. Semantic validation metrics store individual model verdicts and confidence scores, consensus verdicts and types, weighted confidence aggregates, and the full text of model explanations for qualitative analysis. All tables share a common record identifier field enabling join operations that correlate metrics across different validation dimensions, facilitating research questions such as whether queries with higher syntactic complexity exhibit higher rates of semantic errors or whether certain antipattern combinations correlate with execution failures.</w:t>
+        <w:t>The structured metrics database contains five primary tables corresponding to the five analyzer types, with each table capturing the metrics specific to that analyzer's validation domain. Schema validation metrics record database identifiers, foreign key error categories and counts, duplicate column detections, and data type compatibility issues. Query syntax metrics store complexity scores, difficulty classifications, structural feature vectors (JOIN counts, subquery depths, CTE usage, aggregation functions, window functions), and parsing success/failure flags. Query execution metrics capture execution success/failure status, execution time in microseconds, returned row counts, and categorized error messages for failed executions. Antipattern detection metrics record individual antipattern flags for each of the 13 detected patterns (distributed across four severity levels: 4 Critical, 2 High, 6 Medium, 1 Low), pattern severity scores, and overall quality scores computed from the weighted combination of detected patterns. Semantic validation metrics store individual model verdicts and confidence scores, consensus verdicts and types, weighted confidence aggregates, and the full text of model explanations for qualitative analysis. All tables share a common record identifier field enabling join operations that correlate metrics across different validation dimensions, facilitating research questions such as whether queries with higher syntactic complexity exhibit higher rates of semantic errors or whether certain antipattern combinations correlate with execution failures.</w:t>
       </w:r>
     </w:p>
     <w:p>
